--- a/mps-nivel-c/oficial/00_governanca/PRO-GPC-001_Processo-Padrao-Organizacional.docx
+++ b/mps-nivel-c/oficial/00_governanca/PRO-GPC-001_Processo-Padrao-Organizacional.docx
@@ -34,7 +34,7 @@
           <w:color w:val="555555"/>
           <w:sz w:val="20"/>
         </w:rPr>
-        <w:t>PRO-GPC-001   ·   Versão Data   ·   12/05/2026   ·   Timeware Brasil</w:t>
+        <w:t>PRO-GPC-001   ·   Versão Data   ·   11/06/2026   ·   Timeware Brasil</w:t>
       </w:r>
     </w:p>
     <w:p>
@@ -226,7 +226,7 @@
                 <w:i w:val="0"/>
                 <w:sz w:val="20"/>
               </w:rPr>
-              <w:t>2.2</w:t>
+              <w:t>2.3</w:t>
             </w:r>
           </w:p>
         </w:tc>
@@ -282,7 +282,7 @@
                 <w:i w:val="0"/>
                 <w:sz w:val="20"/>
               </w:rPr>
-              <w:t>12/05/2026</w:t>
+              <w:t>11/06/2026</w:t>
             </w:r>
           </w:p>
         </w:tc>
@@ -1413,6 +1413,495 @@
         </w:rPr>
         <w:t>Os processos de apoio — Gerência de Configuração, Medição, Gerência de Decisões, Gerência de Riscos e Capacitação — atravessam todas as fases.</w:t>
       </w:r>
+    </w:p>
+    <w:p>
+      <w:pPr>
+        <w:spacing w:before="0" w:after="120"/>
+      </w:pPr>
+      <w:r>
+        <w:rPr>
+          <w:rFonts w:ascii="Calibri" w:hAnsi="Calibri"/>
+          <w:b/>
+          <w:i w:val="0"/>
+          <w:sz w:val="22"/>
+        </w:rPr>
+        <w:t>Entradas e saídas do processo-padrão:</w:t>
+      </w:r>
+    </w:p>
+    <w:tbl>
+      <w:tblPr>
+        <w:tblW w:type="auto" w:w="0"/>
+        <w:tblLook w:firstColumn="1" w:firstRow="1" w:lastColumn="0" w:lastRow="0" w:noHBand="0" w:noVBand="1" w:val="04A0"/>
+        <w:tblBorders>
+          <w:top w:val="single" w:sz="4" w:space="0" w:color="003366"/>
+          <w:left w:val="single" w:sz="4" w:space="0" w:color="003366"/>
+          <w:bottom w:val="single" w:sz="4" w:space="0" w:color="003366"/>
+          <w:right w:val="single" w:sz="4" w:space="0" w:color="003366"/>
+          <w:insideH w:val="single" w:sz="4" w:space="0" w:color="003366"/>
+          <w:insideV w:val="single" w:sz="4" w:space="0" w:color="003366"/>
+        </w:tblBorders>
+      </w:tblPr>
+      <w:tblGrid>
+        <w:gridCol w:w="4451"/>
+        <w:gridCol w:w="4451"/>
+      </w:tblGrid>
+      <w:tr>
+        <w:trPr>
+          <w:cantSplit w:val="1"/>
+        </w:trPr>
+        <w:tc>
+          <w:tcPr>
+            <w:tcW w:type="dxa" w:w="4451"/>
+            <w:tcMar>
+              <w:top w:w="60" w:type="dxa"/>
+              <w:bottom w:w="60" w:type="dxa"/>
+              <w:left w:w="100" w:type="dxa"/>
+              <w:right w:w="100" w:type="dxa"/>
+            </w:tcMar>
+            <w:shd w:val="clear" w:color="auto" w:fill="003366"/>
+          </w:tcPr>
+          <w:p>
+            <w:pPr>
+              <w:spacing w:before="40" w:after="40"/>
+            </w:pPr>
+            <w:r>
+              <w:rPr>
+                <w:rFonts w:ascii="Calibri" w:hAnsi="Calibri"/>
+                <w:b/>
+                <w:i w:val="0"/>
+                <w:color w:val="FFFFFF"/>
+                <w:sz w:val="20"/>
+              </w:rPr>
+              <w:t>Item</w:t>
+            </w:r>
+          </w:p>
+        </w:tc>
+        <w:tc>
+          <w:tcPr>
+            <w:tcW w:type="dxa" w:w="4451"/>
+            <w:tcMar>
+              <w:top w:w="60" w:type="dxa"/>
+              <w:bottom w:w="60" w:type="dxa"/>
+              <w:left w:w="100" w:type="dxa"/>
+              <w:right w:w="100" w:type="dxa"/>
+            </w:tcMar>
+            <w:shd w:val="clear" w:color="auto" w:fill="003366"/>
+          </w:tcPr>
+          <w:p>
+            <w:pPr>
+              <w:spacing w:before="40" w:after="40"/>
+            </w:pPr>
+            <w:r>
+              <w:rPr>
+                <w:rFonts w:ascii="Calibri" w:hAnsi="Calibri"/>
+                <w:b/>
+                <w:i w:val="0"/>
+                <w:color w:val="FFFFFF"/>
+                <w:sz w:val="20"/>
+              </w:rPr>
+              <w:t>Tipo</w:t>
+            </w:r>
+          </w:p>
+        </w:tc>
+      </w:tr>
+      <w:tr>
+        <w:trPr>
+          <w:cantSplit w:val="1"/>
+        </w:trPr>
+        <w:tc>
+          <w:tcPr>
+            <w:tcW w:type="dxa" w:w="4451"/>
+            <w:tcMar>
+              <w:top w:w="60" w:type="dxa"/>
+              <w:bottom w:w="60" w:type="dxa"/>
+              <w:left w:w="100" w:type="dxa"/>
+              <w:right w:w="100" w:type="dxa"/>
+            </w:tcMar>
+            <w:shd w:val="clear" w:color="auto" w:fill="EBF5FB"/>
+          </w:tcPr>
+          <w:p>
+            <w:pPr>
+              <w:spacing w:before="40" w:after="40"/>
+            </w:pPr>
+            <w:r>
+              <w:rPr>
+                <w:rFonts w:ascii="Calibri" w:hAnsi="Calibri"/>
+                <w:b w:val="0"/>
+                <w:i w:val="0"/>
+                <w:sz w:val="20"/>
+              </w:rPr>
+              <w:t>Oportunidade de negócio formalizada pelo Comercial</w:t>
+            </w:r>
+          </w:p>
+        </w:tc>
+        <w:tc>
+          <w:tcPr>
+            <w:tcW w:type="dxa" w:w="4451"/>
+            <w:tcMar>
+              <w:top w:w="60" w:type="dxa"/>
+              <w:bottom w:w="60" w:type="dxa"/>
+              <w:left w:w="100" w:type="dxa"/>
+              <w:right w:w="100" w:type="dxa"/>
+            </w:tcMar>
+            <w:shd w:val="clear" w:color="auto" w:fill="EBF5FB"/>
+          </w:tcPr>
+          <w:p>
+            <w:pPr>
+              <w:spacing w:before="40" w:after="40"/>
+            </w:pPr>
+            <w:r>
+              <w:rPr>
+                <w:rFonts w:ascii="Calibri" w:hAnsi="Calibri"/>
+                <w:b w:val="0"/>
+                <w:i w:val="0"/>
+                <w:sz w:val="20"/>
+              </w:rPr>
+              <w:t>Entrada</w:t>
+            </w:r>
+          </w:p>
+        </w:tc>
+      </w:tr>
+      <w:tr>
+        <w:trPr>
+          <w:cantSplit w:val="1"/>
+        </w:trPr>
+        <w:tc>
+          <w:tcPr>
+            <w:tcW w:type="dxa" w:w="4451"/>
+            <w:tcMar>
+              <w:top w:w="60" w:type="dxa"/>
+              <w:bottom w:w="60" w:type="dxa"/>
+              <w:left w:w="100" w:type="dxa"/>
+              <w:right w:w="100" w:type="dxa"/>
+            </w:tcMar>
+          </w:tcPr>
+          <w:p>
+            <w:pPr>
+              <w:spacing w:before="40" w:after="40"/>
+            </w:pPr>
+            <w:r>
+              <w:rPr>
+                <w:rFonts w:ascii="Calibri" w:hAnsi="Calibri"/>
+                <w:b w:val="0"/>
+                <w:i w:val="0"/>
+                <w:sz w:val="20"/>
+              </w:rPr>
+              <w:t>Necessidades e requisitos do cliente</w:t>
+            </w:r>
+          </w:p>
+        </w:tc>
+        <w:tc>
+          <w:tcPr>
+            <w:tcW w:type="dxa" w:w="4451"/>
+            <w:tcMar>
+              <w:top w:w="60" w:type="dxa"/>
+              <w:bottom w:w="60" w:type="dxa"/>
+              <w:left w:w="100" w:type="dxa"/>
+              <w:right w:w="100" w:type="dxa"/>
+            </w:tcMar>
+          </w:tcPr>
+          <w:p>
+            <w:pPr>
+              <w:spacing w:before="40" w:after="40"/>
+            </w:pPr>
+            <w:r>
+              <w:rPr>
+                <w:rFonts w:ascii="Calibri" w:hAnsi="Calibri"/>
+                <w:b w:val="0"/>
+                <w:i w:val="0"/>
+                <w:sz w:val="20"/>
+              </w:rPr>
+              <w:t>Entrada</w:t>
+            </w:r>
+          </w:p>
+        </w:tc>
+      </w:tr>
+      <w:tr>
+        <w:trPr>
+          <w:cantSplit w:val="1"/>
+        </w:trPr>
+        <w:tc>
+          <w:tcPr>
+            <w:tcW w:type="dxa" w:w="4451"/>
+            <w:tcMar>
+              <w:top w:w="60" w:type="dxa"/>
+              <w:bottom w:w="60" w:type="dxa"/>
+              <w:left w:w="100" w:type="dxa"/>
+              <w:right w:w="100" w:type="dxa"/>
+            </w:tcMar>
+            <w:shd w:val="clear" w:color="auto" w:fill="EBF5FB"/>
+          </w:tcPr>
+          <w:p>
+            <w:pPr>
+              <w:spacing w:before="40" w:after="40"/>
+            </w:pPr>
+            <w:r>
+              <w:rPr>
+                <w:rFonts w:ascii="Calibri" w:hAnsi="Calibri"/>
+                <w:b w:val="0"/>
+                <w:i w:val="0"/>
+                <w:sz w:val="20"/>
+              </w:rPr>
+              <w:t>Recursos da organização: equipe capacitada, ambientes, ferramentas e processos de apoio</w:t>
+            </w:r>
+          </w:p>
+        </w:tc>
+        <w:tc>
+          <w:tcPr>
+            <w:tcW w:type="dxa" w:w="4451"/>
+            <w:tcMar>
+              <w:top w:w="60" w:type="dxa"/>
+              <w:bottom w:w="60" w:type="dxa"/>
+              <w:left w:w="100" w:type="dxa"/>
+              <w:right w:w="100" w:type="dxa"/>
+            </w:tcMar>
+            <w:shd w:val="clear" w:color="auto" w:fill="EBF5FB"/>
+          </w:tcPr>
+          <w:p>
+            <w:pPr>
+              <w:spacing w:before="40" w:after="40"/>
+            </w:pPr>
+            <w:r>
+              <w:rPr>
+                <w:rFonts w:ascii="Calibri" w:hAnsi="Calibri"/>
+                <w:b w:val="0"/>
+                <w:i w:val="0"/>
+                <w:sz w:val="20"/>
+              </w:rPr>
+              <w:t>Entrada</w:t>
+            </w:r>
+          </w:p>
+        </w:tc>
+      </w:tr>
+      <w:tr>
+        <w:trPr>
+          <w:cantSplit w:val="1"/>
+        </w:trPr>
+        <w:tc>
+          <w:tcPr>
+            <w:tcW w:type="dxa" w:w="4451"/>
+            <w:tcMar>
+              <w:top w:w="60" w:type="dxa"/>
+              <w:bottom w:w="60" w:type="dxa"/>
+              <w:left w:w="100" w:type="dxa"/>
+              <w:right w:w="100" w:type="dxa"/>
+            </w:tcMar>
+          </w:tcPr>
+          <w:p>
+            <w:pPr>
+              <w:spacing w:before="40" w:after="40"/>
+            </w:pPr>
+            <w:r>
+              <w:rPr>
+                <w:rFonts w:ascii="Calibri" w:hAnsi="Calibri"/>
+                <w:b w:val="0"/>
+                <w:i w:val="0"/>
+                <w:sz w:val="20"/>
+              </w:rPr>
+              <w:t>Software entregue e aprovado em produção</w:t>
+            </w:r>
+          </w:p>
+        </w:tc>
+        <w:tc>
+          <w:tcPr>
+            <w:tcW w:type="dxa" w:w="4451"/>
+            <w:tcMar>
+              <w:top w:w="60" w:type="dxa"/>
+              <w:bottom w:w="60" w:type="dxa"/>
+              <w:left w:w="100" w:type="dxa"/>
+              <w:right w:w="100" w:type="dxa"/>
+            </w:tcMar>
+          </w:tcPr>
+          <w:p>
+            <w:pPr>
+              <w:spacing w:before="40" w:after="40"/>
+            </w:pPr>
+            <w:r>
+              <w:rPr>
+                <w:rFonts w:ascii="Calibri" w:hAnsi="Calibri"/>
+                <w:b w:val="0"/>
+                <w:i w:val="0"/>
+                <w:sz w:val="20"/>
+              </w:rPr>
+              <w:t>Saída</w:t>
+            </w:r>
+          </w:p>
+        </w:tc>
+      </w:tr>
+      <w:tr>
+        <w:trPr>
+          <w:cantSplit w:val="1"/>
+        </w:trPr>
+        <w:tc>
+          <w:tcPr>
+            <w:tcW w:type="dxa" w:w="4451"/>
+            <w:tcMar>
+              <w:top w:w="60" w:type="dxa"/>
+              <w:bottom w:w="60" w:type="dxa"/>
+              <w:left w:w="100" w:type="dxa"/>
+              <w:right w:w="100" w:type="dxa"/>
+            </w:tcMar>
+            <w:shd w:val="clear" w:color="auto" w:fill="EBF5FB"/>
+          </w:tcPr>
+          <w:p>
+            <w:pPr>
+              <w:spacing w:before="40" w:after="40"/>
+            </w:pPr>
+            <w:r>
+              <w:rPr>
+                <w:rFonts w:ascii="Calibri" w:hAnsi="Calibri"/>
+                <w:b w:val="0"/>
+                <w:i w:val="0"/>
+                <w:sz w:val="20"/>
+              </w:rPr>
+              <w:t>Artefatos de projeto (plano, requisitos, design, testes, lições aprendidas, termo de encerramento)</w:t>
+            </w:r>
+          </w:p>
+        </w:tc>
+        <w:tc>
+          <w:tcPr>
+            <w:tcW w:type="dxa" w:w="4451"/>
+            <w:tcMar>
+              <w:top w:w="60" w:type="dxa"/>
+              <w:bottom w:w="60" w:type="dxa"/>
+              <w:left w:w="100" w:type="dxa"/>
+              <w:right w:w="100" w:type="dxa"/>
+            </w:tcMar>
+            <w:shd w:val="clear" w:color="auto" w:fill="EBF5FB"/>
+          </w:tcPr>
+          <w:p>
+            <w:pPr>
+              <w:spacing w:before="40" w:after="40"/>
+            </w:pPr>
+            <w:r>
+              <w:rPr>
+                <w:rFonts w:ascii="Calibri" w:hAnsi="Calibri"/>
+                <w:b w:val="0"/>
+                <w:i w:val="0"/>
+                <w:sz w:val="20"/>
+              </w:rPr>
+              <w:t>Saída</w:t>
+            </w:r>
+          </w:p>
+        </w:tc>
+      </w:tr>
+      <w:tr>
+        <w:trPr>
+          <w:cantSplit w:val="1"/>
+        </w:trPr>
+        <w:tc>
+          <w:tcPr>
+            <w:tcW w:type="dxa" w:w="4451"/>
+            <w:tcMar>
+              <w:top w:w="60" w:type="dxa"/>
+              <w:bottom w:w="60" w:type="dxa"/>
+              <w:left w:w="100" w:type="dxa"/>
+              <w:right w:w="100" w:type="dxa"/>
+            </w:tcMar>
+          </w:tcPr>
+          <w:p>
+            <w:pPr>
+              <w:spacing w:before="40" w:after="40"/>
+            </w:pPr>
+            <w:r>
+              <w:rPr>
+                <w:rFonts w:ascii="Calibri" w:hAnsi="Calibri"/>
+                <w:b w:val="0"/>
+                <w:i w:val="0"/>
+                <w:sz w:val="20"/>
+              </w:rPr>
+              <w:t>Lições aprendidas e oportunidades de melhoria para o ciclo de melhoria contínua</w:t>
+            </w:r>
+          </w:p>
+        </w:tc>
+        <w:tc>
+          <w:tcPr>
+            <w:tcW w:type="dxa" w:w="4451"/>
+            <w:tcMar>
+              <w:top w:w="60" w:type="dxa"/>
+              <w:bottom w:w="60" w:type="dxa"/>
+              <w:left w:w="100" w:type="dxa"/>
+              <w:right w:w="100" w:type="dxa"/>
+            </w:tcMar>
+          </w:tcPr>
+          <w:p>
+            <w:pPr>
+              <w:spacing w:before="40" w:after="40"/>
+            </w:pPr>
+            <w:r>
+              <w:rPr>
+                <w:rFonts w:ascii="Calibri" w:hAnsi="Calibri"/>
+                <w:b w:val="0"/>
+                <w:i w:val="0"/>
+                <w:sz w:val="20"/>
+              </w:rPr>
+              <w:t>Saída</w:t>
+            </w:r>
+          </w:p>
+        </w:tc>
+      </w:tr>
+      <w:tr>
+        <w:trPr>
+          <w:cantSplit w:val="1"/>
+        </w:trPr>
+        <w:tc>
+          <w:tcPr>
+            <w:tcW w:type="dxa" w:w="4451"/>
+            <w:tcMar>
+              <w:top w:w="60" w:type="dxa"/>
+              <w:bottom w:w="60" w:type="dxa"/>
+              <w:left w:w="100" w:type="dxa"/>
+              <w:right w:w="100" w:type="dxa"/>
+            </w:tcMar>
+            <w:shd w:val="clear" w:color="auto" w:fill="EBF5FB"/>
+          </w:tcPr>
+          <w:p>
+            <w:pPr>
+              <w:spacing w:before="40" w:after="40"/>
+            </w:pPr>
+            <w:r>
+              <w:rPr>
+                <w:rFonts w:ascii="Calibri" w:hAnsi="Calibri"/>
+                <w:b w:val="0"/>
+                <w:i w:val="0"/>
+                <w:sz w:val="20"/>
+              </w:rPr>
+              <w:t>Registros de GQA, medição e gerência de configuração</w:t>
+            </w:r>
+          </w:p>
+        </w:tc>
+        <w:tc>
+          <w:tcPr>
+            <w:tcW w:type="dxa" w:w="4451"/>
+            <w:tcMar>
+              <w:top w:w="60" w:type="dxa"/>
+              <w:bottom w:w="60" w:type="dxa"/>
+              <w:left w:w="100" w:type="dxa"/>
+              <w:right w:w="100" w:type="dxa"/>
+            </w:tcMar>
+            <w:shd w:val="clear" w:color="auto" w:fill="EBF5FB"/>
+          </w:tcPr>
+          <w:p>
+            <w:pPr>
+              <w:spacing w:before="40" w:after="40"/>
+            </w:pPr>
+            <w:r>
+              <w:rPr>
+                <w:rFonts w:ascii="Calibri" w:hAnsi="Calibri"/>
+                <w:b w:val="0"/>
+                <w:i w:val="0"/>
+                <w:sz w:val="20"/>
+              </w:rPr>
+              <w:t>Saída</w:t>
+            </w:r>
+          </w:p>
+        </w:tc>
+      </w:tr>
+    </w:tbl>
+    <w:p>
+      <w:pPr>
+        <w:spacing w:before="0" w:after="160"/>
+      </w:pPr>
     </w:p>
     <w:p>
       <w:pPr>
@@ -5460,57 +5949,7 @@
           <w:i/>
           <w:sz w:val="22"/>
         </w:rPr>
-        <w:t>Esta seção é destinada à equipe de avaliação e relaciona o conteúdo deste documento aos resultados esperados do modelo de referência MR-MPS-SW. No corpo, o conteúdo é descrito na linguagem operacional da Timeware; o quadro abaixo indica onde cada resultado é atendido.</w:t>
-      </w:r>
-    </w:p>
-    <w:p>
-      <w:pPr>
-        <w:spacing w:before="0" w:after="120"/>
-      </w:pPr>
-      <w:r>
-        <w:rPr>
-          <w:rFonts w:ascii="Calibri" w:hAnsi="Calibri"/>
-          <w:b w:val="0"/>
-          <w:i w:val="0"/>
-          <w:sz w:val="22"/>
-        </w:rPr>
-        <w:t xml:space="preserve">Este documento corresponde principalmente ao resultado </w:t>
-      </w:r>
-      <w:r>
-        <w:rPr>
-          <w:rFonts w:ascii="Calibri" w:hAnsi="Calibri"/>
-          <w:b/>
-          <w:i w:val="0"/>
-          <w:sz w:val="22"/>
-        </w:rPr>
-        <w:t>GPC 2</w:t>
-      </w:r>
-      <w:r>
-        <w:rPr>
-          <w:rFonts w:ascii="Calibri" w:hAnsi="Calibri"/>
-          <w:b w:val="0"/>
-          <w:i w:val="0"/>
-          <w:sz w:val="22"/>
-        </w:rPr>
-        <w:t xml:space="preserve"> do processo </w:t>
-      </w:r>
-      <w:r>
-        <w:rPr>
-          <w:rFonts w:ascii="Calibri" w:hAnsi="Calibri"/>
-          <w:b/>
-          <w:i w:val="0"/>
-          <w:sz w:val="22"/>
-        </w:rPr>
-        <w:t>Gerência de Processos (GPC)</w:t>
-      </w:r>
-      <w:r>
-        <w:rPr>
-          <w:rFonts w:ascii="Calibri" w:hAnsi="Calibri"/>
-          <w:b w:val="0"/>
-          <w:i w:val="0"/>
-          <w:sz w:val="22"/>
-        </w:rPr>
-        <w:t xml:space="preserve"> do MR-MPS-SW:2024.</w:t>
+        <w:t>Esta seção é destinada à equipe de avaliação e relaciona o conteúdo deste documento — e dos demais ativos de processo e evidências da Timeware — aos resultados esperados do modelo de referência MR-MPS-SW:2024 para o processo GPC (Gerência de Processos e Capacidade). No corpo, o conteúdo é descrito na linguagem operacional da Timeware; o quadro abaixo indica onde cada resultado é atendido.</w:t>
       </w:r>
     </w:p>
     <w:tbl>
@@ -5527,8 +5966,10 @@
         </w:tblBorders>
       </w:tblPr>
       <w:tblGrid>
-        <w:gridCol w:w="4451"/>
-        <w:gridCol w:w="4451"/>
+        <w:gridCol w:w="2225"/>
+        <w:gridCol w:w="2225"/>
+        <w:gridCol w:w="2225"/>
+        <w:gridCol w:w="2225"/>
       </w:tblGrid>
       <w:tr>
         <w:trPr>
@@ -5536,7 +5977,7 @@
         </w:trPr>
         <w:tc>
           <w:tcPr>
-            <w:tcW w:type="dxa" w:w="4451"/>
+            <w:tcW w:type="dxa" w:w="2225"/>
             <w:tcMar>
               <w:top w:w="60" w:type="dxa"/>
               <w:bottom w:w="60" w:type="dxa"/>
@@ -5557,13 +5998,13 @@
                 <w:color w:val="FFFFFF"/>
                 <w:sz w:val="20"/>
               </w:rPr>
-              <w:t>Resultado</w:t>
+              <w:t>Resultado GPC</w:t>
             </w:r>
           </w:p>
         </w:tc>
         <w:tc>
           <w:tcPr>
-            <w:tcW w:type="dxa" w:w="4451"/>
+            <w:tcW w:type="dxa" w:w="2225"/>
             <w:tcMar>
               <w:top w:w="60" w:type="dxa"/>
               <w:bottom w:w="60" w:type="dxa"/>
@@ -5584,7 +6025,61 @@
                 <w:color w:val="FFFFFF"/>
                 <w:sz w:val="20"/>
               </w:rPr>
-              <w:t>Onde é atendido neste documento</w:t>
+              <w:t>Descrição resumida</w:t>
+            </w:r>
+          </w:p>
+        </w:tc>
+        <w:tc>
+          <w:tcPr>
+            <w:tcW w:type="dxa" w:w="2225"/>
+            <w:tcMar>
+              <w:top w:w="60" w:type="dxa"/>
+              <w:bottom w:w="60" w:type="dxa"/>
+              <w:left w:w="100" w:type="dxa"/>
+              <w:right w:w="100" w:type="dxa"/>
+            </w:tcMar>
+            <w:shd w:val="clear" w:color="auto" w:fill="003366"/>
+          </w:tcPr>
+          <w:p>
+            <w:pPr>
+              <w:spacing w:before="40" w:after="40"/>
+            </w:pPr>
+            <w:r>
+              <w:rPr>
+                <w:rFonts w:ascii="Calibri" w:hAnsi="Calibri"/>
+                <w:b/>
+                <w:i w:val="0"/>
+                <w:color w:val="FFFFFF"/>
+                <w:sz w:val="20"/>
+              </w:rPr>
+              <w:t>Como é atendido</w:t>
+            </w:r>
+          </w:p>
+        </w:tc>
+        <w:tc>
+          <w:tcPr>
+            <w:tcW w:type="dxa" w:w="2225"/>
+            <w:tcMar>
+              <w:top w:w="60" w:type="dxa"/>
+              <w:bottom w:w="60" w:type="dxa"/>
+              <w:left w:w="100" w:type="dxa"/>
+              <w:right w:w="100" w:type="dxa"/>
+            </w:tcMar>
+            <w:shd w:val="clear" w:color="auto" w:fill="003366"/>
+          </w:tcPr>
+          <w:p>
+            <w:pPr>
+              <w:spacing w:before="40" w:after="40"/>
+            </w:pPr>
+            <w:r>
+              <w:rPr>
+                <w:rFonts w:ascii="Calibri" w:hAnsi="Calibri"/>
+                <w:b/>
+                <w:i w:val="0"/>
+                <w:color w:val="FFFFFF"/>
+                <w:sz w:val="20"/>
+              </w:rPr>
+              <w:t>Evidências principais</w:t>
             </w:r>
           </w:p>
         </w:tc>
@@ -5595,7 +6090,7 @@
         </w:trPr>
         <w:tc>
           <w:tcPr>
-            <w:tcW w:type="dxa" w:w="4451"/>
+            <w:tcW w:type="dxa" w:w="2225"/>
             <w:tcMar>
               <w:top w:w="60" w:type="dxa"/>
               <w:bottom w:w="60" w:type="dxa"/>
@@ -5615,13 +6110,13 @@
                 <w:i w:val="0"/>
                 <w:sz w:val="20"/>
               </w:rPr>
-              <w:t>GPC 2 — processo-padrão organizacional definido (fases, papéis, produtos de trabalho) com diretrizes de adaptação</w:t>
+              <w:t>GPC 1</w:t>
             </w:r>
           </w:p>
         </w:tc>
         <w:tc>
           <w:tcPr>
-            <w:tcW w:type="dxa" w:w="4451"/>
+            <w:tcW w:type="dxa" w:w="2225"/>
             <w:tcMar>
               <w:top w:w="60" w:type="dxa"/>
               <w:bottom w:w="60" w:type="dxa"/>
@@ -5641,7 +6136,1234 @@
                 <w:i w:val="0"/>
                 <w:sz w:val="20"/>
               </w:rPr>
-              <w:t>Seções 3 e 5 (visão geral e descrição das fases, com produtos de trabalho e pontos de controle de cada fase); seção 4 (papéis); seções 6 e 7 (Definição de Pronto e ambientes); seção 9 (diretrizes de adaptação)</w:t>
+              <w:t>Inventário de ativos de processo organizacional estabelecido</w:t>
+            </w:r>
+          </w:p>
+        </w:tc>
+        <w:tc>
+          <w:tcPr>
+            <w:tcW w:type="dxa" w:w="2225"/>
+            <w:tcMar>
+              <w:top w:w="60" w:type="dxa"/>
+              <w:bottom w:w="60" w:type="dxa"/>
+              <w:left w:w="100" w:type="dxa"/>
+              <w:right w:w="100" w:type="dxa"/>
+            </w:tcMar>
+            <w:shd w:val="clear" w:color="auto" w:fill="EBF5FB"/>
+          </w:tcPr>
+          <w:p>
+            <w:pPr>
+              <w:spacing w:before="40" w:after="40"/>
+            </w:pPr>
+            <w:r>
+              <w:rPr>
+                <w:rFonts w:ascii="Calibri" w:hAnsi="Calibri"/>
+                <w:b w:val="0"/>
+                <w:i w:val="0"/>
+                <w:sz w:val="20"/>
+              </w:rPr>
+              <w:t>Inventário mantido e atualizado pelo Time de Melhoria Contínua</w:t>
+            </w:r>
+          </w:p>
+        </w:tc>
+        <w:tc>
+          <w:tcPr>
+            <w:tcW w:type="dxa" w:w="2225"/>
+            <w:tcMar>
+              <w:top w:w="60" w:type="dxa"/>
+              <w:bottom w:w="60" w:type="dxa"/>
+              <w:left w:w="100" w:type="dxa"/>
+              <w:right w:w="100" w:type="dxa"/>
+            </w:tcMar>
+            <w:shd w:val="clear" w:color="auto" w:fill="EBF5FB"/>
+          </w:tcPr>
+          <w:p>
+            <w:pPr>
+              <w:spacing w:before="40" w:after="40"/>
+            </w:pPr>
+            <w:r>
+              <w:rPr>
+                <w:rFonts w:ascii="Calibri" w:hAnsi="Calibri"/>
+                <w:b w:val="0"/>
+                <w:i w:val="0"/>
+                <w:sz w:val="20"/>
+              </w:rPr>
+              <w:t>PLA-GPC-001 §2 (inventário completo de ativos); este documento (PRO-GPC-001) é o ativo central</w:t>
+            </w:r>
+          </w:p>
+        </w:tc>
+      </w:tr>
+      <w:tr>
+        <w:trPr>
+          <w:cantSplit w:val="1"/>
+        </w:trPr>
+        <w:tc>
+          <w:tcPr>
+            <w:tcW w:type="dxa" w:w="2225"/>
+            <w:tcMar>
+              <w:top w:w="60" w:type="dxa"/>
+              <w:bottom w:w="60" w:type="dxa"/>
+              <w:left w:w="100" w:type="dxa"/>
+              <w:right w:w="100" w:type="dxa"/>
+            </w:tcMar>
+          </w:tcPr>
+          <w:p>
+            <w:pPr>
+              <w:spacing w:before="40" w:after="40"/>
+            </w:pPr>
+            <w:r>
+              <w:rPr>
+                <w:rFonts w:ascii="Calibri" w:hAnsi="Calibri"/>
+                <w:b w:val="0"/>
+                <w:i w:val="0"/>
+                <w:sz w:val="20"/>
+              </w:rPr>
+              <w:t>GPC 2</w:t>
+            </w:r>
+          </w:p>
+        </w:tc>
+        <w:tc>
+          <w:tcPr>
+            <w:tcW w:type="dxa" w:w="2225"/>
+            <w:tcMar>
+              <w:top w:w="60" w:type="dxa"/>
+              <w:bottom w:w="60" w:type="dxa"/>
+              <w:left w:w="100" w:type="dxa"/>
+              <w:right w:w="100" w:type="dxa"/>
+            </w:tcMar>
+          </w:tcPr>
+          <w:p>
+            <w:pPr>
+              <w:spacing w:before="40" w:after="40"/>
+            </w:pPr>
+            <w:r>
+              <w:rPr>
+                <w:rFonts w:ascii="Calibri" w:hAnsi="Calibri"/>
+                <w:b w:val="0"/>
+                <w:i w:val="0"/>
+                <w:sz w:val="20"/>
+              </w:rPr>
+              <w:t>Processo-padrão organizacional definido (fases, papéis, produtos de trabalho, diretrizes de adaptação)</w:t>
+            </w:r>
+          </w:p>
+        </w:tc>
+        <w:tc>
+          <w:tcPr>
+            <w:tcW w:type="dxa" w:w="2225"/>
+            <w:tcMar>
+              <w:top w:w="60" w:type="dxa"/>
+              <w:bottom w:w="60" w:type="dxa"/>
+              <w:left w:w="100" w:type="dxa"/>
+              <w:right w:w="100" w:type="dxa"/>
+            </w:tcMar>
+          </w:tcPr>
+          <w:p>
+            <w:pPr>
+              <w:spacing w:before="40" w:after="40"/>
+            </w:pPr>
+            <w:r>
+              <w:rPr>
+                <w:rFonts w:ascii="Calibri" w:hAnsi="Calibri"/>
+                <w:b w:val="0"/>
+                <w:i w:val="0"/>
+                <w:sz w:val="20"/>
+              </w:rPr>
+              <w:t>Seções 3 e 5 (fases, papéis, produtos de trabalho, pontos de controle); seção 4 (papéis); seções 6 e 7 (Definição de Pronto e ambientes); seção 9 (adaptação)</w:t>
+            </w:r>
+          </w:p>
+        </w:tc>
+        <w:tc>
+          <w:tcPr>
+            <w:tcW w:type="dxa" w:w="2225"/>
+            <w:tcMar>
+              <w:top w:w="60" w:type="dxa"/>
+              <w:bottom w:w="60" w:type="dxa"/>
+              <w:left w:w="100" w:type="dxa"/>
+              <w:right w:w="100" w:type="dxa"/>
+            </w:tcMar>
+          </w:tcPr>
+          <w:p>
+            <w:pPr>
+              <w:spacing w:before="40" w:after="40"/>
+            </w:pPr>
+            <w:r>
+              <w:rPr>
+                <w:rFonts w:ascii="Calibri" w:hAnsi="Calibri"/>
+                <w:b w:val="0"/>
+                <w:i w:val="0"/>
+                <w:sz w:val="20"/>
+              </w:rPr>
+              <w:t>PRO-GPC-001 (este documento); GUIA-GPC-001</w:t>
+            </w:r>
+          </w:p>
+        </w:tc>
+      </w:tr>
+      <w:tr>
+        <w:trPr>
+          <w:cantSplit w:val="1"/>
+        </w:trPr>
+        <w:tc>
+          <w:tcPr>
+            <w:tcW w:type="dxa" w:w="2225"/>
+            <w:tcMar>
+              <w:top w:w="60" w:type="dxa"/>
+              <w:bottom w:w="60" w:type="dxa"/>
+              <w:left w:w="100" w:type="dxa"/>
+              <w:right w:w="100" w:type="dxa"/>
+            </w:tcMar>
+            <w:shd w:val="clear" w:color="auto" w:fill="EBF5FB"/>
+          </w:tcPr>
+          <w:p>
+            <w:pPr>
+              <w:spacing w:before="40" w:after="40"/>
+            </w:pPr>
+            <w:r>
+              <w:rPr>
+                <w:rFonts w:ascii="Calibri" w:hAnsi="Calibri"/>
+                <w:b w:val="0"/>
+                <w:i w:val="0"/>
+                <w:sz w:val="20"/>
+              </w:rPr>
+              <w:t>GPC 3</w:t>
+            </w:r>
+          </w:p>
+        </w:tc>
+        <w:tc>
+          <w:tcPr>
+            <w:tcW w:type="dxa" w:w="2225"/>
+            <w:tcMar>
+              <w:top w:w="60" w:type="dxa"/>
+              <w:bottom w:w="60" w:type="dxa"/>
+              <w:left w:w="100" w:type="dxa"/>
+              <w:right w:w="100" w:type="dxa"/>
+            </w:tcMar>
+            <w:shd w:val="clear" w:color="auto" w:fill="EBF5FB"/>
+          </w:tcPr>
+          <w:p>
+            <w:pPr>
+              <w:spacing w:before="40" w:after="40"/>
+            </w:pPr>
+            <w:r>
+              <w:rPr>
+                <w:rFonts w:ascii="Calibri" w:hAnsi="Calibri"/>
+                <w:b w:val="0"/>
+                <w:i w:val="0"/>
+                <w:sz w:val="20"/>
+              </w:rPr>
+              <w:t>Adaptações ao processo-padrão documentadas em cada projeto</w:t>
+            </w:r>
+          </w:p>
+        </w:tc>
+        <w:tc>
+          <w:tcPr>
+            <w:tcW w:type="dxa" w:w="2225"/>
+            <w:tcMar>
+              <w:top w:w="60" w:type="dxa"/>
+              <w:bottom w:w="60" w:type="dxa"/>
+              <w:left w:w="100" w:type="dxa"/>
+              <w:right w:w="100" w:type="dxa"/>
+            </w:tcMar>
+            <w:shd w:val="clear" w:color="auto" w:fill="EBF5FB"/>
+          </w:tcPr>
+          <w:p>
+            <w:pPr>
+              <w:spacing w:before="40" w:after="40"/>
+            </w:pPr>
+            <w:r>
+              <w:rPr>
+                <w:rFonts w:ascii="Calibri" w:hAnsi="Calibri"/>
+                <w:b w:val="0"/>
+                <w:i w:val="0"/>
+                <w:sz w:val="20"/>
+              </w:rPr>
+              <w:t>Seção 9 define as diretrizes; cada projeto registra formalmente suas adaptações no documento de adaptação</w:t>
+            </w:r>
+          </w:p>
+        </w:tc>
+        <w:tc>
+          <w:tcPr>
+            <w:tcW w:type="dxa" w:w="2225"/>
+            <w:tcMar>
+              <w:top w:w="60" w:type="dxa"/>
+              <w:bottom w:w="60" w:type="dxa"/>
+              <w:left w:w="100" w:type="dxa"/>
+              <w:right w:w="100" w:type="dxa"/>
+            </w:tcMar>
+            <w:shd w:val="clear" w:color="auto" w:fill="EBF5FB"/>
+          </w:tcPr>
+          <w:p>
+            <w:pPr>
+              <w:spacing w:before="40" w:after="40"/>
+            </w:pPr>
+            <w:r>
+              <w:rPr>
+                <w:rFonts w:ascii="Calibri" w:hAnsi="Calibri"/>
+                <w:b w:val="0"/>
+                <w:i w:val="0"/>
+                <w:sz w:val="20"/>
+              </w:rPr>
+              <w:t>GUIA-GPC-001; ADAP-PROFARMA01-001; ADAP-GASMIG02-001; ADAP-GASMIG02-002</w:t>
+            </w:r>
+          </w:p>
+        </w:tc>
+      </w:tr>
+      <w:tr>
+        <w:trPr>
+          <w:cantSplit w:val="1"/>
+        </w:trPr>
+        <w:tc>
+          <w:tcPr>
+            <w:tcW w:type="dxa" w:w="2225"/>
+            <w:tcMar>
+              <w:top w:w="60" w:type="dxa"/>
+              <w:bottom w:w="60" w:type="dxa"/>
+              <w:left w:w="100" w:type="dxa"/>
+              <w:right w:w="100" w:type="dxa"/>
+            </w:tcMar>
+          </w:tcPr>
+          <w:p>
+            <w:pPr>
+              <w:spacing w:before="40" w:after="40"/>
+            </w:pPr>
+            <w:r>
+              <w:rPr>
+                <w:rFonts w:ascii="Calibri" w:hAnsi="Calibri"/>
+                <w:b w:val="0"/>
+                <w:i w:val="0"/>
+                <w:sz w:val="20"/>
+              </w:rPr>
+              <w:t>GPC 4</w:t>
+            </w:r>
+          </w:p>
+        </w:tc>
+        <w:tc>
+          <w:tcPr>
+            <w:tcW w:type="dxa" w:w="2225"/>
+            <w:tcMar>
+              <w:top w:w="60" w:type="dxa"/>
+              <w:bottom w:w="60" w:type="dxa"/>
+              <w:left w:w="100" w:type="dxa"/>
+              <w:right w:w="100" w:type="dxa"/>
+            </w:tcMar>
+          </w:tcPr>
+          <w:p>
+            <w:pPr>
+              <w:spacing w:before="40" w:after="40"/>
+            </w:pPr>
+            <w:r>
+              <w:rPr>
+                <w:rFonts w:ascii="Calibri" w:hAnsi="Calibri"/>
+                <w:b w:val="0"/>
+                <w:i w:val="0"/>
+                <w:sz w:val="20"/>
+              </w:rPr>
+              <w:t>Oportunidades de melhoria identificadas a partir da execução dos projetos</w:t>
+            </w:r>
+          </w:p>
+        </w:tc>
+        <w:tc>
+          <w:tcPr>
+            <w:tcW w:type="dxa" w:w="2225"/>
+            <w:tcMar>
+              <w:top w:w="60" w:type="dxa"/>
+              <w:bottom w:w="60" w:type="dxa"/>
+              <w:left w:w="100" w:type="dxa"/>
+              <w:right w:w="100" w:type="dxa"/>
+            </w:tcMar>
+          </w:tcPr>
+          <w:p>
+            <w:pPr>
+              <w:spacing w:before="40" w:after="40"/>
+            </w:pPr>
+            <w:r>
+              <w:rPr>
+                <w:rFonts w:ascii="Calibri" w:hAnsi="Calibri"/>
+                <w:b w:val="0"/>
+                <w:i w:val="0"/>
+                <w:sz w:val="20"/>
+              </w:rPr>
+              <w:t>Projetos produzem documentos de Lições Aprendidas com OMs; consolidados no ciclo de melhoria</w:t>
+            </w:r>
+          </w:p>
+        </w:tc>
+        <w:tc>
+          <w:tcPr>
+            <w:tcW w:type="dxa" w:w="2225"/>
+            <w:tcMar>
+              <w:top w:w="60" w:type="dxa"/>
+              <w:bottom w:w="60" w:type="dxa"/>
+              <w:left w:w="100" w:type="dxa"/>
+              <w:right w:w="100" w:type="dxa"/>
+            </w:tcMar>
+          </w:tcPr>
+          <w:p>
+            <w:pPr>
+              <w:spacing w:before="40" w:after="40"/>
+            </w:pPr>
+            <w:r>
+              <w:rPr>
+                <w:rFonts w:ascii="Calibri" w:hAnsi="Calibri"/>
+                <w:b w:val="0"/>
+                <w:i w:val="0"/>
+                <w:sz w:val="20"/>
+              </w:rPr>
+              <w:t>LI-PROFARMA01-001 §4; LI-GASMIG02-001 §4 e §6.3; PLA-GPC-001 §5.1</w:t>
+            </w:r>
+          </w:p>
+        </w:tc>
+      </w:tr>
+      <w:tr>
+        <w:trPr>
+          <w:cantSplit w:val="1"/>
+        </w:trPr>
+        <w:tc>
+          <w:tcPr>
+            <w:tcW w:type="dxa" w:w="2225"/>
+            <w:tcMar>
+              <w:top w:w="60" w:type="dxa"/>
+              <w:bottom w:w="60" w:type="dxa"/>
+              <w:left w:w="100" w:type="dxa"/>
+              <w:right w:w="100" w:type="dxa"/>
+            </w:tcMar>
+            <w:shd w:val="clear" w:color="auto" w:fill="EBF5FB"/>
+          </w:tcPr>
+          <w:p>
+            <w:pPr>
+              <w:spacing w:before="40" w:after="40"/>
+            </w:pPr>
+            <w:r>
+              <w:rPr>
+                <w:rFonts w:ascii="Calibri" w:hAnsi="Calibri"/>
+                <w:b w:val="0"/>
+                <w:i w:val="0"/>
+                <w:sz w:val="20"/>
+              </w:rPr>
+              <w:t>GPC 5</w:t>
+            </w:r>
+          </w:p>
+        </w:tc>
+        <w:tc>
+          <w:tcPr>
+            <w:tcW w:type="dxa" w:w="2225"/>
+            <w:tcMar>
+              <w:top w:w="60" w:type="dxa"/>
+              <w:bottom w:w="60" w:type="dxa"/>
+              <w:left w:w="100" w:type="dxa"/>
+              <w:right w:w="100" w:type="dxa"/>
+            </w:tcMar>
+            <w:shd w:val="clear" w:color="auto" w:fill="EBF5FB"/>
+          </w:tcPr>
+          <w:p>
+            <w:pPr>
+              <w:spacing w:before="40" w:after="40"/>
+            </w:pPr>
+            <w:r>
+              <w:rPr>
+                <w:rFonts w:ascii="Calibri" w:hAnsi="Calibri"/>
+                <w:b w:val="0"/>
+                <w:i w:val="0"/>
+                <w:sz w:val="20"/>
+              </w:rPr>
+              <w:t>Melhorias planejadas e implementadas no processo-padrão</w:t>
+            </w:r>
+          </w:p>
+        </w:tc>
+        <w:tc>
+          <w:tcPr>
+            <w:tcW w:type="dxa" w:w="2225"/>
+            <w:tcMar>
+              <w:top w:w="60" w:type="dxa"/>
+              <w:bottom w:w="60" w:type="dxa"/>
+              <w:left w:w="100" w:type="dxa"/>
+              <w:right w:w="100" w:type="dxa"/>
+            </w:tcMar>
+            <w:shd w:val="clear" w:color="auto" w:fill="EBF5FB"/>
+          </w:tcPr>
+          <w:p>
+            <w:pPr>
+              <w:spacing w:before="40" w:after="40"/>
+            </w:pPr>
+            <w:r>
+              <w:rPr>
+                <w:rFonts w:ascii="Calibri" w:hAnsi="Calibri"/>
+                <w:b w:val="0"/>
+                <w:i w:val="0"/>
+                <w:sz w:val="20"/>
+              </w:rPr>
+              <w:t>Ciclo: OMs → planejamento de melhoria → implementação → verificação de efetividade</w:t>
+            </w:r>
+          </w:p>
+        </w:tc>
+        <w:tc>
+          <w:tcPr>
+            <w:tcW w:type="dxa" w:w="2225"/>
+            <w:tcMar>
+              <w:top w:w="60" w:type="dxa"/>
+              <w:bottom w:w="60" w:type="dxa"/>
+              <w:left w:w="100" w:type="dxa"/>
+              <w:right w:w="100" w:type="dxa"/>
+            </w:tcMar>
+            <w:shd w:val="clear" w:color="auto" w:fill="EBF5FB"/>
+          </w:tcPr>
+          <w:p>
+            <w:pPr>
+              <w:spacing w:before="40" w:after="40"/>
+            </w:pPr>
+            <w:r>
+              <w:rPr>
+                <w:rFonts w:ascii="Calibri" w:hAnsi="Calibri"/>
+                <w:b w:val="0"/>
+                <w:i w:val="0"/>
+                <w:sz w:val="20"/>
+              </w:rPr>
+              <w:t>PLA-GPC-001 §5.2; REG-GPC-001</w:t>
+            </w:r>
+          </w:p>
+        </w:tc>
+      </w:tr>
+      <w:tr>
+        <w:trPr>
+          <w:cantSplit w:val="1"/>
+        </w:trPr>
+        <w:tc>
+          <w:tcPr>
+            <w:tcW w:type="dxa" w:w="2225"/>
+            <w:tcMar>
+              <w:top w:w="60" w:type="dxa"/>
+              <w:bottom w:w="60" w:type="dxa"/>
+              <w:left w:w="100" w:type="dxa"/>
+              <w:right w:w="100" w:type="dxa"/>
+            </w:tcMar>
+          </w:tcPr>
+          <w:p>
+            <w:pPr>
+              <w:spacing w:before="40" w:after="40"/>
+            </w:pPr>
+            <w:r>
+              <w:rPr>
+                <w:rFonts w:ascii="Calibri" w:hAnsi="Calibri"/>
+                <w:b w:val="0"/>
+                <w:i w:val="0"/>
+                <w:sz w:val="20"/>
+              </w:rPr>
+              <w:t>GPC 6</w:t>
+            </w:r>
+          </w:p>
+        </w:tc>
+        <w:tc>
+          <w:tcPr>
+            <w:tcW w:type="dxa" w:w="2225"/>
+            <w:tcMar>
+              <w:top w:w="60" w:type="dxa"/>
+              <w:bottom w:w="60" w:type="dxa"/>
+              <w:left w:w="100" w:type="dxa"/>
+              <w:right w:w="100" w:type="dxa"/>
+            </w:tcMar>
+          </w:tcPr>
+          <w:p>
+            <w:pPr>
+              <w:spacing w:before="40" w:after="40"/>
+            </w:pPr>
+            <w:r>
+              <w:rPr>
+                <w:rFonts w:ascii="Calibri" w:hAnsi="Calibri"/>
+                <w:b w:val="0"/>
+                <w:i w:val="0"/>
+                <w:sz w:val="20"/>
+              </w:rPr>
+              <w:t>Estratégia de GQA definida e documentada</w:t>
+            </w:r>
+          </w:p>
+        </w:tc>
+        <w:tc>
+          <w:tcPr>
+            <w:tcW w:type="dxa" w:w="2225"/>
+            <w:tcMar>
+              <w:top w:w="60" w:type="dxa"/>
+              <w:bottom w:w="60" w:type="dxa"/>
+              <w:left w:w="100" w:type="dxa"/>
+              <w:right w:w="100" w:type="dxa"/>
+            </w:tcMar>
+          </w:tcPr>
+          <w:p>
+            <w:pPr>
+              <w:spacing w:before="40" w:after="40"/>
+            </w:pPr>
+            <w:r>
+              <w:rPr>
+                <w:rFonts w:ascii="Calibri" w:hAnsi="Calibri"/>
+                <w:b w:val="0"/>
+                <w:i w:val="0"/>
+                <w:sz w:val="20"/>
+              </w:rPr>
+              <w:t>GQA listada como processo transversal na seção 8 deste documento; estratégia detalhada em documento específico</w:t>
+            </w:r>
+          </w:p>
+        </w:tc>
+        <w:tc>
+          <w:tcPr>
+            <w:tcW w:type="dxa" w:w="2225"/>
+            <w:tcMar>
+              <w:top w:w="60" w:type="dxa"/>
+              <w:bottom w:w="60" w:type="dxa"/>
+              <w:left w:w="100" w:type="dxa"/>
+              <w:right w:w="100" w:type="dxa"/>
+            </w:tcMar>
+          </w:tcPr>
+          <w:p>
+            <w:pPr>
+              <w:spacing w:before="40" w:after="40"/>
+            </w:pPr>
+            <w:r>
+              <w:rPr>
+                <w:rFonts w:ascii="Calibri" w:hAnsi="Calibri"/>
+                <w:b w:val="0"/>
+                <w:i w:val="0"/>
+                <w:sz w:val="20"/>
+              </w:rPr>
+              <w:t>EST-GPC-001</w:t>
+            </w:r>
+          </w:p>
+        </w:tc>
+      </w:tr>
+      <w:tr>
+        <w:trPr>
+          <w:cantSplit w:val="1"/>
+        </w:trPr>
+        <w:tc>
+          <w:tcPr>
+            <w:tcW w:type="dxa" w:w="2225"/>
+            <w:tcMar>
+              <w:top w:w="60" w:type="dxa"/>
+              <w:bottom w:w="60" w:type="dxa"/>
+              <w:left w:w="100" w:type="dxa"/>
+              <w:right w:w="100" w:type="dxa"/>
+            </w:tcMar>
+            <w:shd w:val="clear" w:color="auto" w:fill="EBF5FB"/>
+          </w:tcPr>
+          <w:p>
+            <w:pPr>
+              <w:spacing w:before="40" w:after="40"/>
+            </w:pPr>
+            <w:r>
+              <w:rPr>
+                <w:rFonts w:ascii="Calibri" w:hAnsi="Calibri"/>
+                <w:b w:val="0"/>
+                <w:i w:val="0"/>
+                <w:sz w:val="20"/>
+              </w:rPr>
+              <w:t>GPC 7</w:t>
+            </w:r>
+          </w:p>
+        </w:tc>
+        <w:tc>
+          <w:tcPr>
+            <w:tcW w:type="dxa" w:w="2225"/>
+            <w:tcMar>
+              <w:top w:w="60" w:type="dxa"/>
+              <w:bottom w:w="60" w:type="dxa"/>
+              <w:left w:w="100" w:type="dxa"/>
+              <w:right w:w="100" w:type="dxa"/>
+            </w:tcMar>
+            <w:shd w:val="clear" w:color="auto" w:fill="EBF5FB"/>
+          </w:tcPr>
+          <w:p>
+            <w:pPr>
+              <w:spacing w:before="40" w:after="40"/>
+            </w:pPr>
+            <w:r>
+              <w:rPr>
+                <w:rFonts w:ascii="Calibri" w:hAnsi="Calibri"/>
+                <w:b w:val="0"/>
+                <w:i w:val="0"/>
+                <w:sz w:val="20"/>
+              </w:rPr>
+              <w:t>Verificação de aderência ao processo conduzida nos projetos (GQA)</w:t>
+            </w:r>
+          </w:p>
+        </w:tc>
+        <w:tc>
+          <w:tcPr>
+            <w:tcW w:type="dxa" w:w="2225"/>
+            <w:tcMar>
+              <w:top w:w="60" w:type="dxa"/>
+              <w:bottom w:w="60" w:type="dxa"/>
+              <w:left w:w="100" w:type="dxa"/>
+              <w:right w:w="100" w:type="dxa"/>
+            </w:tcMar>
+            <w:shd w:val="clear" w:color="auto" w:fill="EBF5FB"/>
+          </w:tcPr>
+          <w:p>
+            <w:pPr>
+              <w:spacing w:before="40" w:after="40"/>
+            </w:pPr>
+            <w:r>
+              <w:rPr>
+                <w:rFonts w:ascii="Calibri" w:hAnsi="Calibri"/>
+                <w:b w:val="0"/>
+                <w:i w:val="0"/>
+                <w:sz w:val="20"/>
+              </w:rPr>
+              <w:t>Seção 8 (GQA como processo transversal); §5 (pontos de controle de cada fase verificados)</w:t>
+            </w:r>
+          </w:p>
+        </w:tc>
+        <w:tc>
+          <w:tcPr>
+            <w:tcW w:type="dxa" w:w="2225"/>
+            <w:tcMar>
+              <w:top w:w="60" w:type="dxa"/>
+              <w:bottom w:w="60" w:type="dxa"/>
+              <w:left w:w="100" w:type="dxa"/>
+              <w:right w:w="100" w:type="dxa"/>
+            </w:tcMar>
+            <w:shd w:val="clear" w:color="auto" w:fill="EBF5FB"/>
+          </w:tcPr>
+          <w:p>
+            <w:pPr>
+              <w:spacing w:before="40" w:after="40"/>
+            </w:pPr>
+            <w:r>
+              <w:rPr>
+                <w:rFonts w:ascii="Calibri" w:hAnsi="Calibri"/>
+                <w:b w:val="0"/>
+                <w:i w:val="0"/>
+                <w:sz w:val="20"/>
+              </w:rPr>
+              <w:t>GQA-PROFARMA01-001; GQA-GASMIG02-001</w:t>
+            </w:r>
+          </w:p>
+        </w:tc>
+      </w:tr>
+      <w:tr>
+        <w:trPr>
+          <w:cantSplit w:val="1"/>
+        </w:trPr>
+        <w:tc>
+          <w:tcPr>
+            <w:tcW w:type="dxa" w:w="2225"/>
+            <w:tcMar>
+              <w:top w:w="60" w:type="dxa"/>
+              <w:bottom w:w="60" w:type="dxa"/>
+              <w:left w:w="100" w:type="dxa"/>
+              <w:right w:w="100" w:type="dxa"/>
+            </w:tcMar>
+          </w:tcPr>
+          <w:p>
+            <w:pPr>
+              <w:spacing w:before="40" w:after="40"/>
+            </w:pPr>
+            <w:r>
+              <w:rPr>
+                <w:rFonts w:ascii="Calibri" w:hAnsi="Calibri"/>
+                <w:b w:val="0"/>
+                <w:i w:val="0"/>
+                <w:sz w:val="20"/>
+              </w:rPr>
+              <w:t>GPC 8</w:t>
+            </w:r>
+          </w:p>
+        </w:tc>
+        <w:tc>
+          <w:tcPr>
+            <w:tcW w:type="dxa" w:w="2225"/>
+            <w:tcMar>
+              <w:top w:w="60" w:type="dxa"/>
+              <w:bottom w:w="60" w:type="dxa"/>
+              <w:left w:w="100" w:type="dxa"/>
+              <w:right w:w="100" w:type="dxa"/>
+            </w:tcMar>
+          </w:tcPr>
+          <w:p>
+            <w:pPr>
+              <w:spacing w:before="40" w:after="40"/>
+            </w:pPr>
+            <w:r>
+              <w:rPr>
+                <w:rFonts w:ascii="Calibri" w:hAnsi="Calibri"/>
+                <w:b w:val="0"/>
+                <w:i w:val="0"/>
+                <w:sz w:val="20"/>
+              </w:rPr>
+              <w:t>Ambientes de trabalho definidos</w:t>
+            </w:r>
+          </w:p>
+        </w:tc>
+        <w:tc>
+          <w:tcPr>
+            <w:tcW w:type="dxa" w:w="2225"/>
+            <w:tcMar>
+              <w:top w:w="60" w:type="dxa"/>
+              <w:bottom w:w="60" w:type="dxa"/>
+              <w:left w:w="100" w:type="dxa"/>
+              <w:right w:w="100" w:type="dxa"/>
+            </w:tcMar>
+          </w:tcPr>
+          <w:p>
+            <w:pPr>
+              <w:spacing w:before="40" w:after="40"/>
+            </w:pPr>
+            <w:r>
+              <w:rPr>
+                <w:rFonts w:ascii="Calibri" w:hAnsi="Calibri"/>
+                <w:b w:val="0"/>
+                <w:i w:val="0"/>
+                <w:sz w:val="20"/>
+              </w:rPr>
+              <w:t>Seção 7 deste documento descreve os quatro ambientes de referência (dev, QA, homologação, stage)</w:t>
+            </w:r>
+          </w:p>
+        </w:tc>
+        <w:tc>
+          <w:tcPr>
+            <w:tcW w:type="dxa" w:w="2225"/>
+            <w:tcMar>
+              <w:top w:w="60" w:type="dxa"/>
+              <w:bottom w:w="60" w:type="dxa"/>
+              <w:left w:w="100" w:type="dxa"/>
+              <w:right w:w="100" w:type="dxa"/>
+            </w:tcMar>
+          </w:tcPr>
+          <w:p>
+            <w:pPr>
+              <w:spacing w:before="40" w:after="40"/>
+            </w:pPr>
+            <w:r>
+              <w:rPr>
+                <w:rFonts w:ascii="Calibri" w:hAnsi="Calibri"/>
+                <w:b w:val="0"/>
+                <w:i w:val="0"/>
+                <w:sz w:val="20"/>
+              </w:rPr>
+              <w:t>PRO-GPC-001 §7; PLA-GPC-001 §3</w:t>
+            </w:r>
+          </w:p>
+        </w:tc>
+      </w:tr>
+      <w:tr>
+        <w:trPr>
+          <w:cantSplit w:val="1"/>
+        </w:trPr>
+        <w:tc>
+          <w:tcPr>
+            <w:tcW w:type="dxa" w:w="2225"/>
+            <w:tcMar>
+              <w:top w:w="60" w:type="dxa"/>
+              <w:bottom w:w="60" w:type="dxa"/>
+              <w:left w:w="100" w:type="dxa"/>
+              <w:right w:w="100" w:type="dxa"/>
+            </w:tcMar>
+            <w:shd w:val="clear" w:color="auto" w:fill="EBF5FB"/>
+          </w:tcPr>
+          <w:p>
+            <w:pPr>
+              <w:spacing w:before="40" w:after="40"/>
+            </w:pPr>
+            <w:r>
+              <w:rPr>
+                <w:rFonts w:ascii="Calibri" w:hAnsi="Calibri"/>
+                <w:b w:val="0"/>
+                <w:i w:val="0"/>
+                <w:sz w:val="20"/>
+              </w:rPr>
+              <w:t>GPC 9</w:t>
+            </w:r>
+          </w:p>
+        </w:tc>
+        <w:tc>
+          <w:tcPr>
+            <w:tcW w:type="dxa" w:w="2225"/>
+            <w:tcMar>
+              <w:top w:w="60" w:type="dxa"/>
+              <w:bottom w:w="60" w:type="dxa"/>
+              <w:left w:w="100" w:type="dxa"/>
+              <w:right w:w="100" w:type="dxa"/>
+            </w:tcMar>
+            <w:shd w:val="clear" w:color="auto" w:fill="EBF5FB"/>
+          </w:tcPr>
+          <w:p>
+            <w:pPr>
+              <w:spacing w:before="40" w:after="40"/>
+            </w:pPr>
+            <w:r>
+              <w:rPr>
+                <w:rFonts w:ascii="Calibri" w:hAnsi="Calibri"/>
+                <w:b w:val="0"/>
+                <w:i w:val="0"/>
+                <w:sz w:val="20"/>
+              </w:rPr>
+              <w:t>Repositório de medidas organizacional estabelecido</w:t>
+            </w:r>
+          </w:p>
+        </w:tc>
+        <w:tc>
+          <w:tcPr>
+            <w:tcW w:type="dxa" w:w="2225"/>
+            <w:tcMar>
+              <w:top w:w="60" w:type="dxa"/>
+              <w:bottom w:w="60" w:type="dxa"/>
+              <w:left w:w="100" w:type="dxa"/>
+              <w:right w:w="100" w:type="dxa"/>
+            </w:tcMar>
+            <w:shd w:val="clear" w:color="auto" w:fill="EBF5FB"/>
+          </w:tcPr>
+          <w:p>
+            <w:pPr>
+              <w:spacing w:before="40" w:after="40"/>
+            </w:pPr>
+            <w:r>
+              <w:rPr>
+                <w:rFonts w:ascii="Calibri" w:hAnsi="Calibri"/>
+                <w:b w:val="0"/>
+                <w:i w:val="0"/>
+                <w:sz w:val="20"/>
+              </w:rPr>
+              <w:t>Medição listada como processo transversal na seção 8; processo e indicadores em documentos específicos</w:t>
+            </w:r>
+          </w:p>
+        </w:tc>
+        <w:tc>
+          <w:tcPr>
+            <w:tcW w:type="dxa" w:w="2225"/>
+            <w:tcMar>
+              <w:top w:w="60" w:type="dxa"/>
+              <w:bottom w:w="60" w:type="dxa"/>
+              <w:left w:w="100" w:type="dxa"/>
+              <w:right w:w="100" w:type="dxa"/>
+            </w:tcMar>
+            <w:shd w:val="clear" w:color="auto" w:fill="EBF5FB"/>
+          </w:tcPr>
+          <w:p>
+            <w:pPr>
+              <w:spacing w:before="40" w:after="40"/>
+            </w:pPr>
+            <w:r>
+              <w:rPr>
+                <w:rFonts w:ascii="Calibri" w:hAnsi="Calibri"/>
+                <w:b w:val="0"/>
+                <w:i w:val="0"/>
+                <w:sz w:val="20"/>
+              </w:rPr>
+              <w:t>PLA-MED-001; MED-PROFARMA01-001; MED-GASMIG02-001</w:t>
+            </w:r>
+          </w:p>
+        </w:tc>
+      </w:tr>
+      <w:tr>
+        <w:trPr>
+          <w:cantSplit w:val="1"/>
+        </w:trPr>
+        <w:tc>
+          <w:tcPr>
+            <w:tcW w:type="dxa" w:w="2225"/>
+            <w:tcMar>
+              <w:top w:w="60" w:type="dxa"/>
+              <w:bottom w:w="60" w:type="dxa"/>
+              <w:left w:w="100" w:type="dxa"/>
+              <w:right w:w="100" w:type="dxa"/>
+            </w:tcMar>
+          </w:tcPr>
+          <w:p>
+            <w:pPr>
+              <w:spacing w:before="40" w:after="40"/>
+            </w:pPr>
+            <w:r>
+              <w:rPr>
+                <w:rFonts w:ascii="Calibri" w:hAnsi="Calibri"/>
+                <w:b w:val="0"/>
+                <w:i w:val="0"/>
+                <w:sz w:val="20"/>
+              </w:rPr>
+              <w:t>GPC 10</w:t>
+            </w:r>
+          </w:p>
+        </w:tc>
+        <w:tc>
+          <w:tcPr>
+            <w:tcW w:type="dxa" w:w="2225"/>
+            <w:tcMar>
+              <w:top w:w="60" w:type="dxa"/>
+              <w:bottom w:w="60" w:type="dxa"/>
+              <w:left w:w="100" w:type="dxa"/>
+              <w:right w:w="100" w:type="dxa"/>
+            </w:tcMar>
+          </w:tcPr>
+          <w:p>
+            <w:pPr>
+              <w:spacing w:before="40" w:after="40"/>
+            </w:pPr>
+            <w:r>
+              <w:rPr>
+                <w:rFonts w:ascii="Calibri" w:hAnsi="Calibri"/>
+                <w:b w:val="0"/>
+                <w:i w:val="0"/>
+                <w:sz w:val="20"/>
+              </w:rPr>
+              <w:t>Processo-padrão implantado nos projetos</w:t>
+            </w:r>
+          </w:p>
+        </w:tc>
+        <w:tc>
+          <w:tcPr>
+            <w:tcW w:type="dxa" w:w="2225"/>
+            <w:tcMar>
+              <w:top w:w="60" w:type="dxa"/>
+              <w:bottom w:w="60" w:type="dxa"/>
+              <w:left w:w="100" w:type="dxa"/>
+              <w:right w:w="100" w:type="dxa"/>
+            </w:tcMar>
+          </w:tcPr>
+          <w:p>
+            <w:pPr>
+              <w:spacing w:before="40" w:after="40"/>
+            </w:pPr>
+            <w:r>
+              <w:rPr>
+                <w:rFonts w:ascii="Calibri" w:hAnsi="Calibri"/>
+                <w:b w:val="0"/>
+                <w:i w:val="0"/>
+                <w:sz w:val="20"/>
+              </w:rPr>
+              <w:t>Todos os projetos avaliados seguem o processo-padrão com adaptação formalmente registrada</w:t>
+            </w:r>
+          </w:p>
+        </w:tc>
+        <w:tc>
+          <w:tcPr>
+            <w:tcW w:type="dxa" w:w="2225"/>
+            <w:tcMar>
+              <w:top w:w="60" w:type="dxa"/>
+              <w:bottom w:w="60" w:type="dxa"/>
+              <w:left w:w="100" w:type="dxa"/>
+              <w:right w:w="100" w:type="dxa"/>
+            </w:tcMar>
+          </w:tcPr>
+          <w:p>
+            <w:pPr>
+              <w:spacing w:before="40" w:after="40"/>
+            </w:pPr>
+            <w:r>
+              <w:rPr>
+                <w:rFonts w:ascii="Calibri" w:hAnsi="Calibri"/>
+                <w:b w:val="0"/>
+                <w:i w:val="0"/>
+                <w:sz w:val="20"/>
+              </w:rPr>
+              <w:t>PLA-GPC-001 §4; ADAP-* de cada projeto (PROFARMA, GASMIG02 OS-001 e OS-002)</w:t>
+            </w:r>
+          </w:p>
+        </w:tc>
+      </w:tr>
+      <w:tr>
+        <w:trPr>
+          <w:cantSplit w:val="1"/>
+        </w:trPr>
+        <w:tc>
+          <w:tcPr>
+            <w:tcW w:type="dxa" w:w="2225"/>
+            <w:tcMar>
+              <w:top w:w="60" w:type="dxa"/>
+              <w:bottom w:w="60" w:type="dxa"/>
+              <w:left w:w="100" w:type="dxa"/>
+              <w:right w:w="100" w:type="dxa"/>
+            </w:tcMar>
+            <w:shd w:val="clear" w:color="auto" w:fill="EBF5FB"/>
+          </w:tcPr>
+          <w:p>
+            <w:pPr>
+              <w:spacing w:before="40" w:after="40"/>
+            </w:pPr>
+            <w:r>
+              <w:rPr>
+                <w:rFonts w:ascii="Calibri" w:hAnsi="Calibri"/>
+                <w:b w:val="0"/>
+                <w:i w:val="0"/>
+                <w:sz w:val="20"/>
+              </w:rPr>
+              <w:t>GPC 11</w:t>
+            </w:r>
+          </w:p>
+        </w:tc>
+        <w:tc>
+          <w:tcPr>
+            <w:tcW w:type="dxa" w:w="2225"/>
+            <w:tcMar>
+              <w:top w:w="60" w:type="dxa"/>
+              <w:bottom w:w="60" w:type="dxa"/>
+              <w:left w:w="100" w:type="dxa"/>
+              <w:right w:w="100" w:type="dxa"/>
+            </w:tcMar>
+            <w:shd w:val="clear" w:color="auto" w:fill="EBF5FB"/>
+          </w:tcPr>
+          <w:p>
+            <w:pPr>
+              <w:spacing w:before="40" w:after="40"/>
+            </w:pPr>
+            <w:r>
+              <w:rPr>
+                <w:rFonts w:ascii="Calibri" w:hAnsi="Calibri"/>
+                <w:b w:val="0"/>
+                <w:i w:val="0"/>
+                <w:sz w:val="20"/>
+              </w:rPr>
+              <w:t>Efetividade dos processos avaliada</w:t>
+            </w:r>
+          </w:p>
+        </w:tc>
+        <w:tc>
+          <w:tcPr>
+            <w:tcW w:type="dxa" w:w="2225"/>
+            <w:tcMar>
+              <w:top w:w="60" w:type="dxa"/>
+              <w:bottom w:w="60" w:type="dxa"/>
+              <w:left w:w="100" w:type="dxa"/>
+              <w:right w:w="100" w:type="dxa"/>
+            </w:tcMar>
+            <w:shd w:val="clear" w:color="auto" w:fill="EBF5FB"/>
+          </w:tcPr>
+          <w:p>
+            <w:pPr>
+              <w:spacing w:before="40" w:after="40"/>
+            </w:pPr>
+            <w:r>
+              <w:rPr>
+                <w:rFonts w:ascii="Calibri" w:hAnsi="Calibri"/>
+                <w:b w:val="0"/>
+                <w:i w:val="0"/>
+                <w:sz w:val="20"/>
+              </w:rPr>
+              <w:t>Consolidação de indicadores e avaliação de efetividade no ciclo de melhoria contínua</w:t>
+            </w:r>
+          </w:p>
+        </w:tc>
+        <w:tc>
+          <w:tcPr>
+            <w:tcW w:type="dxa" w:w="2225"/>
+            <w:tcMar>
+              <w:top w:w="60" w:type="dxa"/>
+              <w:bottom w:w="60" w:type="dxa"/>
+              <w:left w:w="100" w:type="dxa"/>
+              <w:right w:w="100" w:type="dxa"/>
+            </w:tcMar>
+            <w:shd w:val="clear" w:color="auto" w:fill="EBF5FB"/>
+          </w:tcPr>
+          <w:p>
+            <w:pPr>
+              <w:spacing w:before="40" w:after="40"/>
+            </w:pPr>
+            <w:r>
+              <w:rPr>
+                <w:rFonts w:ascii="Calibri" w:hAnsi="Calibri"/>
+                <w:b w:val="0"/>
+                <w:i w:val="0"/>
+                <w:sz w:val="20"/>
+              </w:rPr>
+              <w:t>PLA-GPC-001 §6; REG-GPC-001</w:t>
+            </w:r>
+          </w:p>
+        </w:tc>
+      </w:tr>
+      <w:tr>
+        <w:trPr>
+          <w:cantSplit w:val="1"/>
+        </w:trPr>
+        <w:tc>
+          <w:tcPr>
+            <w:tcW w:type="dxa" w:w="2225"/>
+            <w:tcMar>
+              <w:top w:w="60" w:type="dxa"/>
+              <w:bottom w:w="60" w:type="dxa"/>
+              <w:left w:w="100" w:type="dxa"/>
+              <w:right w:w="100" w:type="dxa"/>
+            </w:tcMar>
+          </w:tcPr>
+          <w:p>
+            <w:pPr>
+              <w:spacing w:before="40" w:after="40"/>
+            </w:pPr>
+            <w:r>
+              <w:rPr>
+                <w:rFonts w:ascii="Calibri" w:hAnsi="Calibri"/>
+                <w:b w:val="0"/>
+                <w:i w:val="0"/>
+                <w:sz w:val="20"/>
+              </w:rPr>
+              <w:t>GPC 12</w:t>
+            </w:r>
+          </w:p>
+        </w:tc>
+        <w:tc>
+          <w:tcPr>
+            <w:tcW w:type="dxa" w:w="2225"/>
+            <w:tcMar>
+              <w:top w:w="60" w:type="dxa"/>
+              <w:bottom w:w="60" w:type="dxa"/>
+              <w:left w:w="100" w:type="dxa"/>
+              <w:right w:w="100" w:type="dxa"/>
+            </w:tcMar>
+          </w:tcPr>
+          <w:p>
+            <w:pPr>
+              <w:spacing w:before="40" w:after="40"/>
+            </w:pPr>
+            <w:r>
+              <w:rPr>
+                <w:rFonts w:ascii="Calibri" w:hAnsi="Calibri"/>
+                <w:b w:val="0"/>
+                <w:i w:val="0"/>
+                <w:sz w:val="20"/>
+              </w:rPr>
+              <w:t>Experiências de projeto armazenadas e disponibilizadas</w:t>
+            </w:r>
+          </w:p>
+        </w:tc>
+        <w:tc>
+          <w:tcPr>
+            <w:tcW w:type="dxa" w:w="2225"/>
+            <w:tcMar>
+              <w:top w:w="60" w:type="dxa"/>
+              <w:bottom w:w="60" w:type="dxa"/>
+              <w:left w:w="100" w:type="dxa"/>
+              <w:right w:w="100" w:type="dxa"/>
+            </w:tcMar>
+          </w:tcPr>
+          <w:p>
+            <w:pPr>
+              <w:spacing w:before="40" w:after="40"/>
+            </w:pPr>
+            <w:r>
+              <w:rPr>
+                <w:rFonts w:ascii="Calibri" w:hAnsi="Calibri"/>
+                <w:b w:val="0"/>
+                <w:i w:val="0"/>
+                <w:sz w:val="20"/>
+              </w:rPr>
+              <w:t>Lições aprendidas registradas ao final de cada projeto e publicadas na base de conhecimento organizacional</w:t>
+            </w:r>
+          </w:p>
+        </w:tc>
+        <w:tc>
+          <w:tcPr>
+            <w:tcW w:type="dxa" w:w="2225"/>
+            <w:tcMar>
+              <w:top w:w="60" w:type="dxa"/>
+              <w:bottom w:w="60" w:type="dxa"/>
+              <w:left w:w="100" w:type="dxa"/>
+              <w:right w:w="100" w:type="dxa"/>
+            </w:tcMar>
+          </w:tcPr>
+          <w:p>
+            <w:pPr>
+              <w:spacing w:before="40" w:after="40"/>
+            </w:pPr>
+            <w:r>
+              <w:rPr>
+                <w:rFonts w:ascii="Calibri" w:hAnsi="Calibri"/>
+                <w:b w:val="0"/>
+                <w:i w:val="0"/>
+                <w:sz w:val="20"/>
+              </w:rPr>
+              <w:t>LI-PROFARMA01-001; LI-GASMIG02-001; Confluence (biblioteca de conhecimento Timeware)</w:t>
             </w:r>
           </w:p>
         </w:tc>
@@ -5651,20 +7373,6 @@
       <w:pPr>
         <w:spacing w:before="0" w:after="160"/>
       </w:pPr>
-    </w:p>
-    <w:p>
-      <w:pPr>
-        <w:spacing w:before="0" w:after="120"/>
-      </w:pPr>
-      <w:r>
-        <w:rPr>
-          <w:rFonts w:ascii="Calibri" w:hAnsi="Calibri"/>
-          <w:b w:val="0"/>
-          <w:i w:val="0"/>
-          <w:sz w:val="22"/>
-        </w:rPr>
-        <w:t>Este documento é o Processo-Padrão Organizacional; ele evidencia GPC 2 (existência e descrição do processo-padrão; as diretrizes de adaptação detalhadas estão no GUIA-GPC-001).</w:t>
-      </w:r>
     </w:p>
     <w:p>
       <w:pPr>
@@ -6231,6 +7939,112 @@
           </w:p>
         </w:tc>
       </w:tr>
+      <w:tr>
+        <w:trPr>
+          <w:cantSplit w:val="1"/>
+        </w:trPr>
+        <w:tc>
+          <w:tcPr>
+            <w:tcW w:type="dxa" w:w="2225"/>
+            <w:tcMar>
+              <w:top w:w="60" w:type="dxa"/>
+              <w:bottom w:w="60" w:type="dxa"/>
+              <w:left w:w="100" w:type="dxa"/>
+              <w:right w:w="100" w:type="dxa"/>
+            </w:tcMar>
+            <w:shd w:val="clear" w:color="auto" w:fill="F0F4F8"/>
+          </w:tcPr>
+          <w:p>
+            <w:pPr>
+              <w:spacing w:before="40" w:after="40"/>
+            </w:pPr>
+            <w:r>
+              <w:rPr>
+                <w:rFonts w:ascii="Calibri" w:hAnsi="Calibri"/>
+                <w:b/>
+                <w:i w:val="0"/>
+                <w:sz w:val="20"/>
+              </w:rPr>
+              <w:t>2.3</w:t>
+            </w:r>
+          </w:p>
+        </w:tc>
+        <w:tc>
+          <w:tcPr>
+            <w:tcW w:type="dxa" w:w="2225"/>
+            <w:tcMar>
+              <w:top w:w="60" w:type="dxa"/>
+              <w:bottom w:w="60" w:type="dxa"/>
+              <w:left w:w="100" w:type="dxa"/>
+              <w:right w:w="100" w:type="dxa"/>
+            </w:tcMar>
+          </w:tcPr>
+          <w:p>
+            <w:pPr>
+              <w:spacing w:before="40" w:after="40"/>
+            </w:pPr>
+            <w:r>
+              <w:rPr>
+                <w:rFonts w:ascii="Calibri" w:hAnsi="Calibri"/>
+                <w:b w:val="0"/>
+                <w:i w:val="0"/>
+                <w:sz w:val="20"/>
+              </w:rPr>
+              <w:t>11/06/2026</w:t>
+            </w:r>
+          </w:p>
+        </w:tc>
+        <w:tc>
+          <w:tcPr>
+            <w:tcW w:type="dxa" w:w="2225"/>
+            <w:tcMar>
+              <w:top w:w="60" w:type="dxa"/>
+              <w:bottom w:w="60" w:type="dxa"/>
+              <w:left w:w="100" w:type="dxa"/>
+              <w:right w:w="100" w:type="dxa"/>
+            </w:tcMar>
+          </w:tcPr>
+          <w:p>
+            <w:pPr>
+              <w:spacing w:before="40" w:after="40"/>
+            </w:pPr>
+            <w:r>
+              <w:rPr>
+                <w:rFonts w:ascii="Calibri" w:hAnsi="Calibri"/>
+                <w:b w:val="0"/>
+                <w:i w:val="0"/>
+                <w:sz w:val="20"/>
+              </w:rPr>
+              <w:t>Time de Melhoria Contínua</w:t>
+            </w:r>
+          </w:p>
+        </w:tc>
+        <w:tc>
+          <w:tcPr>
+            <w:tcW w:type="dxa" w:w="2225"/>
+            <w:tcMar>
+              <w:top w:w="60" w:type="dxa"/>
+              <w:bottom w:w="60" w:type="dxa"/>
+              <w:left w:w="100" w:type="dxa"/>
+              <w:right w:w="100" w:type="dxa"/>
+            </w:tcMar>
+          </w:tcPr>
+          <w:p>
+            <w:pPr>
+              <w:spacing w:before="40" w:after="40"/>
+            </w:pPr>
+            <w:r>
+              <w:rPr>
+                <w:rFonts w:ascii="Calibri" w:hAnsi="Calibri"/>
+                <w:b w:val="0"/>
+                <w:i w:val="0"/>
+                <w:sz w:val="20"/>
+              </w:rPr>
+              <w:t>Acréscimo de tabela de entradas/saídas do processo em §3 (CP-ii GPC); expansão do §11 de GPC 2 para cobertura explícita de todos os 12 resultados GPC do MR-MPS-SW:2024</w:t>
+            </w:r>
+          </w:p>
+        </w:tc>
+      </w:tr>
     </w:tbl>
     <w:p>
       <w:pPr>
@@ -6271,7 +8085,7 @@
         <w:color w:val="555555"/>
         <w:sz w:val="16"/>
       </w:rPr>
-      <w:t>vData  ·  12/05/2026</w:t>
+      <w:t>vData  ·  11/06/2026</w:t>
     </w:r>
     <w:r>
       <w:tab/>
@@ -6333,7 +8147,7 @@
         <w:color w:val="555555"/>
         <w:sz w:val="16"/>
       </w:rPr>
-      <w:t>vData  ·  12/05/2026</w:t>
+      <w:t>vData  ·  11/06/2026</w:t>
     </w:r>
     <w:r>
       <w:tab/>

--- a/mps-nivel-c/oficial/00_governanca/PRO-GPC-001_Processo-Padrao-Organizacional.docx
+++ b/mps-nivel-c/oficial/00_governanca/PRO-GPC-001_Processo-Padrao-Organizacional.docx
@@ -34,7 +34,7 @@
           <w:color w:val="555555"/>
           <w:sz w:val="20"/>
         </w:rPr>
-        <w:t>PRO-GPC-001   ·   Versão Data   ·   11/06/2026   ·   Timeware Brasil</w:t>
+        <w:t>PRO-GPC-001   ·   Versão 2.4   ·   11/06/2026   ·   Timeware Brasil</w:t>
       </w:r>
     </w:p>
     <w:p>
@@ -226,7 +226,7 @@
                 <w:i w:val="0"/>
                 <w:sz w:val="20"/>
               </w:rPr>
-              <w:t>2.3</w:t>
+              <w:t>2.4</w:t>
             </w:r>
           </w:p>
         </w:tc>
@@ -395,6 +395,62 @@
                 <w:sz w:val="20"/>
               </w:rPr>
               <w:t>Time de Melhoria Contínua</w:t>
+            </w:r>
+          </w:p>
+        </w:tc>
+      </w:tr>
+      <w:tr>
+        <w:trPr>
+          <w:cantSplit w:val="1"/>
+        </w:trPr>
+        <w:tc>
+          <w:tcPr>
+            <w:tcW w:type="dxa" w:w="4451"/>
+            <w:tcMar>
+              <w:top w:w="60" w:type="dxa"/>
+              <w:bottom w:w="60" w:type="dxa"/>
+              <w:left w:w="100" w:type="dxa"/>
+              <w:right w:w="100" w:type="dxa"/>
+            </w:tcMar>
+            <w:shd w:val="clear" w:color="auto" w:fill="F0F4F8"/>
+          </w:tcPr>
+          <w:p>
+            <w:pPr>
+              <w:spacing w:before="40" w:after="40"/>
+            </w:pPr>
+            <w:r>
+              <w:rPr>
+                <w:rFonts w:ascii="Calibri" w:hAnsi="Calibri"/>
+                <w:b/>
+                <w:i w:val="0"/>
+                <w:sz w:val="20"/>
+              </w:rPr>
+              <w:t>Responsável</w:t>
+            </w:r>
+          </w:p>
+        </w:tc>
+        <w:tc>
+          <w:tcPr>
+            <w:tcW w:type="dxa" w:w="4451"/>
+            <w:tcMar>
+              <w:top w:w="60" w:type="dxa"/>
+              <w:bottom w:w="60" w:type="dxa"/>
+              <w:left w:w="100" w:type="dxa"/>
+              <w:right w:w="100" w:type="dxa"/>
+            </w:tcMar>
+          </w:tcPr>
+          <w:p>
+            <w:pPr>
+              <w:spacing w:before="40" w:after="40"/>
+            </w:pPr>
+            <w:r>
+              <w:rPr>
+                <w:rFonts w:ascii="Calibri" w:hAnsi="Calibri"/>
+                <w:b w:val="0"/>
+                <w:i w:val="0"/>
+                <w:sz w:val="20"/>
+              </w:rPr>
+              <w:t>Silvio Baroni</w:t>
             </w:r>
           </w:p>
         </w:tc>
@@ -7541,6 +7597,112 @@
                 <w:i w:val="0"/>
                 <w:sz w:val="20"/>
               </w:rPr>
+              <w:t>2.4</w:t>
+            </w:r>
+          </w:p>
+        </w:tc>
+        <w:tc>
+          <w:tcPr>
+            <w:tcW w:type="dxa" w:w="2225"/>
+            <w:tcMar>
+              <w:top w:w="60" w:type="dxa"/>
+              <w:bottom w:w="60" w:type="dxa"/>
+              <w:left w:w="100" w:type="dxa"/>
+              <w:right w:w="100" w:type="dxa"/>
+            </w:tcMar>
+          </w:tcPr>
+          <w:p>
+            <w:pPr>
+              <w:spacing w:before="40" w:after="40"/>
+            </w:pPr>
+            <w:r>
+              <w:rPr>
+                <w:rFonts w:ascii="Calibri" w:hAnsi="Calibri"/>
+                <w:b w:val="0"/>
+                <w:i w:val="0"/>
+                <w:sz w:val="20"/>
+              </w:rPr>
+              <w:t>15/06/2026</w:t>
+            </w:r>
+          </w:p>
+        </w:tc>
+        <w:tc>
+          <w:tcPr>
+            <w:tcW w:type="dxa" w:w="2225"/>
+            <w:tcMar>
+              <w:top w:w="60" w:type="dxa"/>
+              <w:bottom w:w="60" w:type="dxa"/>
+              <w:left w:w="100" w:type="dxa"/>
+              <w:right w:w="100" w:type="dxa"/>
+            </w:tcMar>
+          </w:tcPr>
+          <w:p>
+            <w:pPr>
+              <w:spacing w:before="40" w:after="40"/>
+            </w:pPr>
+            <w:r>
+              <w:rPr>
+                <w:rFonts w:ascii="Calibri" w:hAnsi="Calibri"/>
+                <w:b w:val="0"/>
+                <w:i w:val="0"/>
+                <w:sz w:val="20"/>
+              </w:rPr>
+              <w:t>Time de Melhoria Contínua</w:t>
+            </w:r>
+          </w:p>
+        </w:tc>
+        <w:tc>
+          <w:tcPr>
+            <w:tcW w:type="dxa" w:w="2225"/>
+            <w:tcMar>
+              <w:top w:w="60" w:type="dxa"/>
+              <w:bottom w:w="60" w:type="dxa"/>
+              <w:left w:w="100" w:type="dxa"/>
+              <w:right w:w="100" w:type="dxa"/>
+            </w:tcMar>
+          </w:tcPr>
+          <w:p>
+            <w:pPr>
+              <w:spacing w:before="40" w:after="40"/>
+            </w:pPr>
+            <w:r>
+              <w:rPr>
+                <w:rFonts w:ascii="Calibri" w:hAnsi="Calibri"/>
+                <w:b w:val="0"/>
+                <w:i w:val="0"/>
+                <w:sz w:val="20"/>
+              </w:rPr>
+              <w:t>Campo "Responsável" adicionado ao cabeçalho: Silvio Baroni</w:t>
+            </w:r>
+          </w:p>
+        </w:tc>
+      </w:tr>
+      <w:tr>
+        <w:trPr>
+          <w:cantSplit w:val="1"/>
+        </w:trPr>
+        <w:tc>
+          <w:tcPr>
+            <w:tcW w:type="dxa" w:w="2225"/>
+            <w:tcMar>
+              <w:top w:w="60" w:type="dxa"/>
+              <w:bottom w:w="60" w:type="dxa"/>
+              <w:left w:w="100" w:type="dxa"/>
+              <w:right w:w="100" w:type="dxa"/>
+            </w:tcMar>
+            <w:shd w:val="clear" w:color="auto" w:fill="F0F4F8"/>
+          </w:tcPr>
+          <w:p>
+            <w:pPr>
+              <w:spacing w:before="40" w:after="40"/>
+            </w:pPr>
+            <w:r>
+              <w:rPr>
+                <w:rFonts w:ascii="Calibri" w:hAnsi="Calibri"/>
+                <w:b/>
+                <w:i w:val="0"/>
+                <w:sz w:val="20"/>
+              </w:rPr>
               <w:t>1.0</w:t>
             </w:r>
           </w:p>
@@ -8085,7 +8247,7 @@
         <w:color w:val="555555"/>
         <w:sz w:val="16"/>
       </w:rPr>
-      <w:t>vData  ·  11/06/2026</w:t>
+      <w:t>v2.4  ·  11/06/2026</w:t>
     </w:r>
     <w:r>
       <w:tab/>
@@ -8147,7 +8309,7 @@
         <w:color w:val="555555"/>
         <w:sz w:val="16"/>
       </w:rPr>
-      <w:t>vData  ·  11/06/2026</w:t>
+      <w:t>v2.4  ·  11/06/2026</w:t>
     </w:r>
     <w:r>
       <w:tab/>
